--- a/output/documents/agents-office-unattended-operation-runbook.docx
+++ b/output/documents/agents-office-unattended-operation-runbook.docx
@@ -645,7 +645,7 @@
               <w:rPr>
                 <w:sz w:val="16"/>
               </w:rPr>
-              <w:t>119 seats; 54 generic, 52 briefed, 13 contracted, 0 tested.</w:t>
+              <w:t>119 seats; 53 generic, 52 briefed, 14 contracted, 0 tested.</w:t>
             </w:r>
           </w:p>
         </w:tc>
@@ -669,7 +669,7 @@
               <w:rPr>
                 <w:sz w:val="16"/>
               </w:rPr>
-              <w:t>Owner reviews the 13 contracted seats before they run unattended.</w:t>
+              <w:t>Owner reviews the 14 contracted seats before they run unattended.</w:t>
             </w:r>
           </w:p>
         </w:tc>
@@ -871,7 +871,7 @@
               <w:rPr>
                 <w:sz w:val="16"/>
               </w:rPr>
-              <w:t>Inactive; four limits unset.</w:t>
+              <w:t>Inactive; four limits written from this runbook, awaiting owner confirmation.</w:t>
             </w:r>
           </w:p>
         </w:tc>
@@ -894,7 +894,7 @@
               <w:rPr>
                 <w:sz w:val="16"/>
               </w:rPr>
-              <w:t>Set limits and connect prospect research before activation.</w:t>
+              <w:t>Owner confirms the numbers and authorises Apollo before activation.</w:t>
             </w:r>
           </w:p>
         </w:tc>
@@ -947,7 +947,7 @@
               <w:rPr>
                 <w:sz w:val="16"/>
               </w:rPr>
-              <w:t>Inactive; two limits unset.</w:t>
+              <w:t>Inactive; cadence and findings limit written from this runbook, awaiting owner confirmation.</w:t>
             </w:r>
           </w:p>
         </w:tc>
@@ -971,7 +971,7 @@
               <w:rPr>
                 <w:sz w:val="16"/>
               </w:rPr>
-              <w:t>Set cadence and findings limit before activation.</w:t>
+              <w:t>Owner confirms the numbers before activation.</w:t>
             </w:r>
           </w:p>
         </w:tc>
@@ -2021,7 +2021,7 @@
               <w:rPr>
                 <w:sz w:val="16"/>
               </w:rPr>
-              <w:t>Pilot duration</w:t>
+              <w:t>Pilot duration (manual)</w:t>
             </w:r>
           </w:p>
         </w:tc>
@@ -2090,7 +2090,7 @@
               <w:rPr>
                 <w:sz w:val="16"/>
               </w:rPr>
-              <w:t>Enough time to observe routine and restart behavior.</w:t>
+              <w:t>No config field: the owner enforces this by ending the pilot.</w:t>
             </w:r>
           </w:p>
         </w:tc>
@@ -2119,7 +2119,7 @@
               <w:rPr>
                 <w:sz w:val="16"/>
               </w:rPr>
-              <w:t>Pilot prospect cap</w:t>
+              <w:t>Pilot prospect cap (manual)</w:t>
             </w:r>
           </w:p>
         </w:tc>
@@ -2191,7 +2191,7 @@
               <w:rPr>
                 <w:sz w:val="16"/>
               </w:rPr>
-              <w:t>Bounds real-world exposure.</w:t>
+              <w:t>No config field: only the four acquisition limits are enforced in code.</w:t>
             </w:r>
           </w:p>
         </w:tc>
@@ -2819,6 +2819,11 @@
     <w:p>
       <w:r>
         <w:t>Open work affects routine scheduling. Resolve it before the pilot so old drafts cannot be mistaken for fresh work.</w:t>
+      </w:r>
+    </w:p>
+    <w:p>
+      <w:r>
+        <w:t>This is not housekeeping. A routine has at most one open run, and every open state counts, "waiting" and "doing" alike. Four of the five enabled routines are frozen right now: outbound-first-touch, inbound-qualify and inbound-content by their waiting drafts since 17 September, and first-client-review by the CEO run interrupted on 18 September. Only prospect-list can still fire. first-client-review frees itself at the next start, when boot reconciles the interrupted run; the other three need an owner decision on each draft. The two stale reports carry no TO: recipient, so cancelling costs no Claude run while approving spends one on an outbound step with nothing to send. The Instagram draft is a different case: it is real content, and iggy has no Instagram or Meta connector at all, so approving it cannot post anything and would only spend a run restating the posts already drafted.</w:t>
       </w:r>
     </w:p>
     <w:tbl>
@@ -3560,7 +3565,7 @@
               <w:rPr>
                 <w:sz w:val="16"/>
               </w:rPr>
-              <w:t>Paused routine role</w:t>
+              <w:t>Paused routine roles</w:t>
             </w:r>
           </w:p>
         </w:tc>
@@ -3583,7 +3588,7 @@
               <w:rPr>
                 <w:sz w:val="16"/>
               </w:rPr>
-              <w:t>vertical</w:t>
+              <w:t>vertical, prodz</w:t>
             </w:r>
           </w:p>
         </w:tc>
@@ -3606,7 +3611,7 @@
               <w:rPr>
                 <w:sz w:val="16"/>
               </w:rPr>
-              <w:t>ICP changes remain proposals based on real replies and require owner review.</w:t>
+              <w:t>vertical: ICP changes remain proposals based on real replies and require owner review. prodz: offers are packaged, never priced — every figure comes from the offer ladder verbatim.</w:t>
             </w:r>
           </w:p>
         </w:tc>
@@ -3616,6 +3621,11 @@
       <w:pPr>
         <w:spacing w:after="20"/>
       </w:pPr>
+    </w:p>
+    <w:p>
+      <w:r>
+        <w:t>Both paused routine roles were contracted on 18 September and pass 3/3, so neither can run on its job title if its routine is later unpaused. Adding a capability contract promotes a seat to "contracted", which is the bar readiness.requireForOutbound uses to permit a send without an owner override: never add a contract without running that seat’s three fixtures in the same pass, or send authority widens with no evidence behind it.</w:t>
+      </w:r>
     </w:p>
     <w:p>
       <w:pPr>
@@ -3696,7 +3706,7 @@
         <w:t xml:space="preserve">☐  </w:t>
       </w:r>
       <w:r>
-        <w:t>All 13 contracted seats show tested.</w:t>
+        <w:t>All 14 contracted seats show tested.</w:t>
       </w:r>
     </w:p>
     <w:p>
